--- a/doctos/Documentacao_do_Usuario.docx
+++ b/doctos/Documentacao_do_Usuario.docx
@@ -3108,7 +3108,7 @@
       <w:outlineLvl w:val="0"/>
     </w:pPr>
     <w:rPr>
-      <w:rFonts w:asciiTheme="majorHAnsi" w:eastAsiaTheme="majorEastAsia" w:hAnsiTheme="majorHAnsi" w:cstheme="majorBidi" w:ascii="Arial" w:hAnsi="Arial" w:eastAsia="Arial"/>
+      <w:rFonts w:ascii="Arial" w:hAnsi="Arial" w:eastAsia="Arial" w:cs="Arial"/>
       <w:b/>
       <w:bCs/>
       <w:color w:val="0B6B52"/>
@@ -3132,7 +3132,7 @@
       <w:outlineLvl w:val="1"/>
     </w:pPr>
     <w:rPr>
-      <w:rFonts w:asciiTheme="majorHAnsi" w:eastAsiaTheme="majorEastAsia" w:hAnsiTheme="majorHAnsi" w:cstheme="majorBidi" w:ascii="Arial" w:hAnsi="Arial" w:eastAsia="Arial"/>
+      <w:rFonts w:ascii="Arial" w:hAnsi="Arial" w:eastAsia="Arial" w:cs="Arial"/>
       <w:b/>
       <w:bCs/>
       <w:color w:val="0B6B52"/>
